--- a/courts/third-circuit/pennsylvania/state/supreme-court/answering-brief/usage/OUTPUT-answering-brief.docx
+++ b/courts/third-circuit/pennsylvania/state/supreme-court/answering-brief/usage/OUTPUT-answering-brief.docx
@@ -2122,7 +2122,7 @@
         <w:pStyle w:val="BodyText"/>
       </w:pPr>
       <w:r>
-        <w:t xml:space="preserve">https://​www.legis.state.pa.us/​cfdocs/​billInfo/​bill_history.cfm?syear=2019&amp;s</w:t>
+        <w:t xml:space="preserve">https://​www.​legis.​state.​pa.​us/​cfdocs/​billInfo/​bill_history.​cfm?syear=2019&amp;s</w:t>
       </w:r>
     </w:p>
     <w:p>
@@ -2138,7 +2138,7 @@
         <w:pStyle w:val="BodyText"/>
       </w:pPr>
       <w:r>
-        <w:t xml:space="preserve">proposed amendment. https://​www.governor.pa.gov/​newsroom/​governor-</w:t>
+        <w:t xml:space="preserve">proposed amendment. https://​www.​governor.​pa.​gov/​newsroom/​governor-</w:t>
       </w:r>
     </w:p>
     <w:p>
@@ -2662,7 +2662,7 @@
         <w:pStyle w:val="BodyText"/>
       </w:pPr>
       <w:r>
-        <w:t xml:space="preserve">https://​www.legis.state.pa.us/​cfdocs/​billInfo/​bill_history.cfm?syear=2019&amp;s</w:t>
+        <w:t xml:space="preserve">https://​www.​legis.​state.​pa.​us/​cfdocs/​billInfo/​bill_history.​cfm?syear=2019&amp;s</w:t>
       </w:r>
     </w:p>
     <w:p>
@@ -2678,7 +2678,7 @@
         <w:pStyle w:val="BodyText"/>
       </w:pPr>
       <w:r>
-        <w:t xml:space="preserve">proposed amendment. https://​www.governor.pa.gov/​newsroom/​governor-</w:t>
+        <w:t xml:space="preserve">proposed amendment. https://​www.​governor.​pa.​gov/​newsroom/​governor-</w:t>
       </w:r>
     </w:p>
     <w:p>

--- a/courts/third-circuit/pennsylvania/state/supreme-court/answering-brief/usage/OUTPUT-answering-brief.docx
+++ b/courts/third-circuit/pennsylvania/state/supreme-court/answering-brief/usage/OUTPUT-answering-brief.docx
@@ -2122,7 +2122,7 @@
         <w:pStyle w:val="BodyText"/>
       </w:pPr>
       <w:r>
-        <w:t xml:space="preserve">https://​www.​legis.​state.​pa.​us/​cfdocs/​billInfo/​bill_history.​cfm?syear=2019&amp;s</w:t>
+        <w:t xml:space="preserve">https://​www.​legis.​state.​pa.​us/​cfdocs/​billInfo/​bill_history.​cfm?​syear=2019&amp;​s</w:t>
       </w:r>
     </w:p>
     <w:p>
@@ -2350,7 +2350,7 @@
         <w:pStyle w:val="BodyText"/>
       </w:pPr>
       <w:r>
-        <w:t xml:space="preserve">The Commonwealth Court rejected Appellees’ entire laches argument in a footnote, finding that, as a matter of law, laches is not available to prevent a judicial determination on the constitutionality of an amendment to the Constitution. Oct. 30, 2019 Mem. Op. at 7 n.5. “Because of the intense importance to the people of the Commonwealth of matters affecting the amendment of their fundamental law, the doctrine of laches cannot be invoked to prevent the determination of the propriety of the submission of an amendment.” Tausig v. Lawrence, 197 A. 235, 239 (Pa. 1937). Indeed, in the very case cited by Intervenors, Sprague v. Casey, 550 A.2d 184 (Pa. 1988), , the Supreme Court held that “laches and prejudice can never be permitted to amend the Constitution.” Id. at 188; see also Sprague v. Cortes, 145 A.3d 1136, 1152 n.13 (Pa. 2016) (Todd, J., dissenting) (“[O]ur Court has heretofore indicated that, because of the paramount importance of the manner in which a proposed constitutional amendment is presented to the people for consideration, the doctrine of laches was not a bar to our Court’s consideration of such matters.”).</w:t>
+        <w:t xml:space="preserve">The Commonwealth Court rejected Appellees’ entire laches argument in a footnote, finding that, as a matter of law, laches is not available to prevent a judicial determination on the constitutionality of an amendment to the Constitution. Oct. 30, 2019 Mem. Op. at 7 n.5. “Because of the intense importance to the people of the Commonwealth of matters affecting the amendment of their fundamental law, the doctrine of laches cannot be invoked to prevent the determination of the propriety of the submission of an amendment.” Tausig v. Lawrence, 197 A. 235, 239 (Pa. 1937). Indeed, in the very case cited by Intervenors, Sprague v. Casey, 550 A.2d 184 (Pa. 1988), ⁠, the Supreme Court held that “laches and prejudice can never be permitted to amend the Constitution.” Id. at 188; see also Sprague v. Cortes, 145 A.3d 1136, 1152 n.13 (Pa. 2016) (Todd, J., dissenting) (“[O]ur Court has heretofore indicated that, because of the paramount importance of the manner in which a proposed constitutional amendment is presented to the people for consideration, the doctrine of laches was not a bar to our Court’s consideration of such matters.”).</w:t>
       </w:r>
     </w:p>
     <w:p>
@@ -2548,7 +2548,7 @@
         <w:pStyle w:val="BodyText"/>
       </w:pPr>
       <w:r>
-        <w:t xml:space="preserve">legislation . . . . Moreover, the plain language of amended</w:t>
+        <w:t xml:space="preserve">legislation ⁠. ⁠. ⁠. ⁠. Moreover, the plain language of amended</w:t>
       </w:r>
     </w:p>
     <w:p>
@@ -2662,7 +2662,7 @@
         <w:pStyle w:val="BodyText"/>
       </w:pPr>
       <w:r>
-        <w:t xml:space="preserve">https://​www.​legis.​state.​pa.​us/​cfdocs/​billInfo/​bill_history.​cfm?syear=2019&amp;s</w:t>
+        <w:t xml:space="preserve">https://​www.​legis.​state.​pa.​us/​cfdocs/​billInfo/​bill_history.​cfm?​syear=2019&amp;​s</w:t>
       </w:r>
     </w:p>
     <w:p>
@@ -2694,7 +2694,7 @@
         <w:pStyle w:val="BodyText"/>
       </w:pPr>
       <w:r>
-        <w:t xml:space="preserve">Article XI, § 1’s separate vote requirement must be strictly applied. Bergdoll v. Kane, 731 A.2d 1261, 1270 (1999). Because Article XI, § 1 “provid[es] a complete and detailed process for the amendment of th[e Constitution] . . . [n]othing short of a literal compliance with this mandate will suffice.” Id. at 1270 (quoting Kremer v. Grant, 606 A.2d 433, 436, 438 (Pa.</w:t>
+        <w:t xml:space="preserve">Article XI, § 1’s separate vote requirement must be strictly applied. Bergdoll v. Kane, 731 A.2d 1261, 1270 (1999). Because Article XI, § 1 “provid[es] a complete and detailed process for the amendment of th[e Constitution] ⁠. ⁠. ⁠. [n]othing short of a literal compliance with this mandate will suffice.” Id. at 1270 (quoting Kremer v. Grant, 606 A.2d 433, 436, 438 (Pa.</w:t>
       </w:r>
     </w:p>
     <w:p>
@@ -2758,7 +2758,7 @@
         <w:pStyle w:val="BodyText"/>
       </w:pPr>
       <w:r>
-        <w:t xml:space="preserve">vigorous than the rights afforded to the accused . . . . Joint Resolution No. 2019</w:t>
+        <w:t xml:space="preserve">vigorous than the rights afforded to the accused ⁠. ⁠. ⁠. ⁠. Joint Resolution No. 2019</w:t>
       </w:r>
       <w:r>
         <w:noBreakHyphen/>
@@ -2836,7 +2836,7 @@
         <w:pStyle w:val="BodyText"/>
       </w:pPr>
       <w:r>
-        <w:t xml:space="preserve">The plain English statement of the Office of Attorney General: Similarly, the Attorney General could not describe the constitutional amendment proposed by the ballot question without using plurals, multiple paragraphs, and even bullet points to set off the separate and distinct “several . . . new constitutional rights” the amendment would establish:</w:t>
+        <w:t xml:space="preserve">The plain English statement of the Office of Attorney General: Similarly, the Attorney General could not describe the constitutional amendment proposed by the ballot question without using plurals, multiple paragraphs, and even bullet points to set off the separate and distinct “several ⁠. ⁠. ⁠. new constitutional rights” the amendment would establish:</w:t>
       </w:r>
     </w:p>
     <w:p>
@@ -3330,7 +3330,7 @@
         <w:pStyle w:val="BodyText"/>
       </w:pPr>
       <w:r>
-        <w:t xml:space="preserve">Constitution, examining the content, purpose, and effect. . . . The test</w:t>
+        <w:t xml:space="preserve">Constitution, examining the content, purpose, and effect. ⁠. ⁠. ⁠. The test</w:t>
       </w:r>
     </w:p>
     <w:p>
@@ -3354,7 +3354,7 @@
         <w:pStyle w:val="BodyText"/>
       </w:pPr>
       <w:r>
-        <w:t xml:space="preserve">amendments facially affect other parts of the Constitution. . . . The</w:t>
+        <w:t xml:space="preserve">amendments facially affect other parts of the Constitution. ⁠. ⁠. ⁠. The</w:t>
       </w:r>
     </w:p>
     <w:p>
@@ -3602,7 +3602,7 @@
         <w:pStyle w:val="BodyText"/>
       </w:pPr>
       <w:r>
-        <w:t xml:space="preserve">The Marsy’s Law Amendment violates Article XI, § 1 for a second reason: because it facially affects more than one section of the constitution. It affects, most obviously, the new section it creates. It also facially affects several different clauses in Article I, § 9. It expressly limits the right of the accused to compulsory process, because under Marsy’s Law no victim must respond to a subpoena from the accused. It also facially affects the right of confrontation and cross examination, as that right would now be weighed against every victim’s right to privacy and to be treated with dignity and respect.4 In addition, of course, it facially affects Article I, § 14, as it creates a new constitutional condition to the granting of bail. It also facially affects Article V, § 10—just as the amendment addressed in Bergdoll I did—by creating a new exception to the judiciary’s exclusive control over court proceedings, empowering the General Assembly to “provide and define” for victims’ “justice and due process throughout the criminal and juvenile justice systems.” And the list of affected provisions in the Constitution goes on.</w:t>
+        <w:t xml:space="preserve">The Marsy’s Law Amendment violates Article XI, § 1 for a second reason: because it facially affects more than one section of the constitution. It affects, most obviously, the new section it creates. It also facially affects several different clauses in Article I, § 9. It expressly limits the right of the accused to compulsory process, because under Marsy’s Law no victim must respond to a subpoena from the accused. It also facially affects the right of confrontation and cross examination, as that right would now be weighed against every victim’s right to privacy and to be treated with dignity and respect.4 In addition, of course, it facially affects Article I, § 14, as it creates a new constitutional condition to the granting of bail. It also facially affects Article V, § 10—⁠just as the amendment addressed in Bergdoll I did—by creating a new exception to the judiciary’s exclusive control over court proceedings, empowering the General Assembly to “provide and define” for victims’ “justice and due process throughout the criminal and juvenile justice systems.” And the list of affected provisions in the Constitution goes on.</w:t>
       </w:r>
     </w:p>
     <w:p>
@@ -3650,7 +3650,7 @@
         <w:pStyle w:val="BodyText"/>
       </w:pPr>
       <w:r>
-        <w:t xml:space="preserve">Finally, the ballot question as currently worded does not conform to the standards established by the Pennsylvania Supreme Court. The electorate has a right “to be clearly and more fully informed of the question to be voted on.” Stander v. Kelley, 250 A.2d 474, 480 (Pa. 1969). That right is only satisfied if the form of the ballot question put to the voters “fairly, accurately and clearly apprize[s] the voter of the question or issue to be voted on.” Id. This standard has been described as “the fundamental requirement which every ballot question . . . must meet.” Sprague v. Cortes, 145 A.3d 1136, 1149 (2016) (Todd, J., dissenting).5</w:t>
+        <w:t xml:space="preserve">Finally, the ballot question as currently worded does not conform to the standards established by the Pennsylvania Supreme Court. The electorate has a right “to be clearly and more fully informed of the question to be voted on.” Stander v. Kelley, 250 A.2d 474, 480 (Pa. 1969). That right is only satisfied if the form of the ballot question put to the voters “fairly, accurately and clearly apprize[s] the voter of the question or issue to be voted on.” Id. This standard has been described as “the fundamental requirement which every ballot question ⁠. ⁠. ⁠. must meet.” Sprague v. Cortes, 145 A.3d 1136, 1149 (2016) (Todd, J., dissenting).5</w:t>
       </w:r>
     </w:p>
     <w:p>
@@ -6289,6 +6289,33 @@
     <w:pPr>
       <w:spacing w:before="0" w:after="0" w:line="322" w:lineRule="exact"/>
       <w:ind w:left="2160" w:hanging="720"/>
+    </w:pPr>
+  </w:style>
+  <w:style w:type="paragraph" w:customStyle="1" w:styleId="XdQuoteList1">
+    <w:name w:val="Xd Quote List 1"/>
+    <w:basedOn w:val="Normal"/>
+    <w:qFormat/>
+    <w:pPr>
+      <w:spacing w:before="0" w:after="0" w:line="322" w:lineRule="exact"/>
+      <w:ind w:left="1440" w:right="720" w:hanging="720"/>
+    </w:pPr>
+  </w:style>
+  <w:style w:type="paragraph" w:customStyle="1" w:styleId="XdQuoteList2">
+    <w:name w:val="Xd Quote List 2"/>
+    <w:basedOn w:val="Normal"/>
+    <w:qFormat/>
+    <w:pPr>
+      <w:spacing w:before="0" w:after="0" w:line="322" w:lineRule="exact"/>
+      <w:ind w:left="2160" w:right="720" w:hanging="720"/>
+    </w:pPr>
+  </w:style>
+  <w:style w:type="paragraph" w:customStyle="1" w:styleId="XdQuoteList3">
+    <w:name w:val="Xd Quote List 3"/>
+    <w:basedOn w:val="Normal"/>
+    <w:qFormat/>
+    <w:pPr>
+      <w:spacing w:before="0" w:after="0" w:line="322" w:lineRule="exact"/>
+      <w:ind w:left="2880" w:right="720" w:hanging="720"/>
     </w:pPr>
   </w:style>
   <w:style w:type="paragraph" w:customStyle="1" w:styleId="XdList1">
